--- a/orientation_startsemester/Make_a_poster_session_1.docx
+++ b/orientation_startsemester/Make_a_poster_session_1.docx
@@ -1,6 +1,6 @@
 
 <file path=word/document.xml><?xml version="1.0" encoding="utf-8"?>
-<w:document xmlns:wpc="http://schemas.microsoft.com/office/word/2010/wordprocessingCanvas" xmlns:cx="http://schemas.microsoft.com/office/drawing/2014/chartex" xmlns:cx1="http://schemas.microsoft.com/office/drawing/2015/9/8/chartex" xmlns:cx2="http://schemas.microsoft.com/office/drawing/2015/10/21/chartex" xmlns:cx3="http://schemas.microsoft.com/office/drawing/2016/5/9/chartex" xmlns:cx4="http://schemas.microsoft.com/office/drawing/2016/5/10/chartex" xmlns:cx5="http://schemas.microsoft.com/office/drawing/2016/5/11/chartex" xmlns:cx6="http://schemas.microsoft.com/office/drawing/2016/5/12/chartex" xmlns:cx7="http://schemas.microsoft.com/office/drawing/2016/5/13/chartex" xmlns:cx8="http://schemas.microsoft.com/office/drawing/2016/5/14/chartex" xmlns:mc="http://schemas.openxmlformats.org/markup-compatibility/2006" xmlns:aink="http://schemas.microsoft.com/office/drawing/2016/ink" xmlns:am3d="http://schemas.microsoft.com/office/drawing/2017/model3d" xmlns:o="urn:schemas-microsoft-com:office:office" xmlns:oel="http://schemas.microsoft.com/office/2019/extlst" xmlns:r="http://schemas.openxmlformats.org/officeDocument/2006/relationships" xmlns:m="http://schemas.openxmlformats.org/officeDocument/2006/math" xmlns:v="urn:schemas-microsoft-com:vml" xmlns:wp14="http://schemas.microsoft.com/office/word/2010/wordprocessingDrawing" xmlns:wp="http://schemas.openxmlformats.org/drawingml/2006/wordprocessingDrawing" xmlns:w10="urn:schemas-microsoft-com:office:word" xmlns:w="http://schemas.openxmlformats.org/wordprocessingml/2006/main" xmlns:w14="http://schemas.microsoft.com/office/word/2010/wordml" xmlns:w15="http://schemas.microsoft.com/office/word/2012/wordml" xmlns:w16cex="http://schemas.microsoft.com/office/word/2018/wordml/cex" xmlns:w16cid="http://schemas.microsoft.com/office/word/2016/wordml/cid" xmlns:w16="http://schemas.microsoft.com/office/word/2018/wordml" xmlns:w16du="http://schemas.microsoft.com/office/word/2023/wordml/word16du" xmlns:w16sdtdh="http://schemas.microsoft.com/office/word/2020/wordml/sdtdatahash" xmlns:w16sdtfl="http://schemas.microsoft.com/office/word/2024/wordml/sdtformatlock" xmlns:w16se="http://schemas.microsoft.com/office/word/2015/wordml/symex" xmlns:wpg="http://schemas.microsoft.com/office/word/2010/wordprocessingGroup" xmlns:wpi="http://schemas.microsoft.com/office/word/2010/wordprocessingInk" xmlns:wne="http://schemas.microsoft.com/office/word/2006/wordml" xmlns:wps="http://schemas.microsoft.com/office/word/2010/wordprocessingShape" mc:Ignorable="w14 w15 w16se w16cid w16 w16cex w16sdtdh w16sdtfl w16du wp14">
+<w:document xmlns:wpc="http://schemas.microsoft.com/office/word/2010/wordprocessingCanvas" xmlns:cx="http://schemas.microsoft.com/office/drawing/2014/chartex" xmlns:cx1="http://schemas.microsoft.com/office/drawing/2015/9/8/chartex" xmlns:cx2="http://schemas.microsoft.com/office/drawing/2015/10/21/chartex" xmlns:cx3="http://schemas.microsoft.com/office/drawing/2016/5/9/chartex" xmlns:cx4="http://schemas.microsoft.com/office/drawing/2016/5/10/chartex" xmlns:cx5="http://schemas.microsoft.com/office/drawing/2016/5/11/chartex" xmlns:cx6="http://schemas.microsoft.com/office/drawing/2016/5/12/chartex" xmlns:cx7="http://schemas.microsoft.com/office/drawing/2016/5/13/chartex" xmlns:cx8="http://schemas.microsoft.com/office/drawing/2016/5/14/chartex" xmlns:mc="http://schemas.openxmlformats.org/markup-compatibility/2006" xmlns:m="http://schemas.openxmlformats.org/officeDocument/2006/math" xmlns:aink="http://schemas.microsoft.com/office/drawing/2016/ink" xmlns:am3d="http://schemas.microsoft.com/office/drawing/2017/model3d" xmlns:oel="http://schemas.microsoft.com/office/2019/extlst" xmlns:r="http://schemas.openxmlformats.org/officeDocument/2006/relationships" xmlns:wp14="http://schemas.microsoft.com/office/word/2010/wordprocessingDrawing" xmlns:wp="http://schemas.openxmlformats.org/drawingml/2006/wordprocessingDrawing" xmlns:wpg="http://schemas.microsoft.com/office/word/2010/wordprocessingGroup" xmlns:wpi="http://schemas.microsoft.com/office/word/2010/wordprocessingInk" xmlns:wps="http://schemas.microsoft.com/office/word/2010/wordprocessingShape" xmlns:o="urn:schemas-microsoft-com:office:office" xmlns:v="urn:schemas-microsoft-com:vml" xmlns:w10="urn:schemas-microsoft-com:office:word" xmlns:w="http://schemas.openxmlformats.org/wordprocessingml/2006/main" xmlns:w14="http://schemas.microsoft.com/office/word/2010/wordml" xmlns:w15="http://schemas.microsoft.com/office/word/2012/wordml" xmlns:w16cex="http://schemas.microsoft.com/office/word/2018/wordml/cex" xmlns:w16cid="http://schemas.microsoft.com/office/word/2016/wordml/cid" xmlns:w16="http://schemas.microsoft.com/office/word/2018/wordml" xmlns:w16sdtdh="http://schemas.microsoft.com/office/word/2020/wordml/sdtdatahash" xmlns:w16sdtfl="http://schemas.microsoft.com/office/word/2024/wordml/sdtformatlock" xmlns:w16se="http://schemas.microsoft.com/office/word/2015/wordml/symex" xmlns:w16du="http://schemas.microsoft.com/office/word/2023/wordml/word16du" xmlns:wne="http://schemas.microsoft.com/office/word/2006/wordml" mc:Ignorable="w14 w15 w16se w16cid w16 w16cex w16sdtdh w16sdtfl w16du wp14">
   <w:body>
     <w:p>
       <w:pPr>
@@ -103,15 +103,13 @@
       <w:pPr>
         <w:rPr>
           <w:rFonts w:ascii="Calibri" w:hAnsi="Calibri" w:cs="Calibri"/>
-          <w:lang w:val="en-NL"/>
-        </w:rPr>
-      </w:pPr>
-      <w:r>
-        <w:rPr>
-          <w:rFonts w:ascii="Calibri" w:hAnsi="Calibri" w:cs="Calibri"/>
-          <w:b/>
-          <w:bCs/>
-          <w:lang w:val="en-NL"/>
+        </w:rPr>
+      </w:pPr>
+      <w:r>
+        <w:rPr>
+          <w:rFonts w:ascii="Calibri" w:hAnsi="Calibri" w:cs="Calibri"/>
+          <w:b/>
+          <w:bCs/>
         </w:rPr>
         <w:t>Materials needed:</w:t>
       </w:r>
@@ -124,13 +122,11 @@
         </w:numPr>
         <w:rPr>
           <w:rFonts w:ascii="Calibri" w:hAnsi="Calibri" w:cs="Calibri"/>
-          <w:lang w:val="en-NL"/>
-        </w:rPr>
-      </w:pPr>
-      <w:r>
-        <w:rPr>
-          <w:rFonts w:ascii="Calibri" w:hAnsi="Calibri" w:cs="Calibri"/>
-          <w:lang w:val="en-NL"/>
+        </w:rPr>
+      </w:pPr>
+      <w:r>
+        <w:rPr>
+          <w:rFonts w:ascii="Calibri" w:hAnsi="Calibri" w:cs="Calibri"/>
         </w:rPr>
         <w:t>Flipover paper</w:t>
       </w:r>
@@ -143,13 +139,11 @@
         </w:numPr>
         <w:rPr>
           <w:rFonts w:ascii="Calibri" w:hAnsi="Calibri" w:cs="Calibri"/>
-          <w:lang w:val="en-NL"/>
-        </w:rPr>
-      </w:pPr>
-      <w:r>
-        <w:rPr>
-          <w:rFonts w:ascii="Calibri" w:hAnsi="Calibri" w:cs="Calibri"/>
-          <w:lang w:val="en-NL"/>
+        </w:rPr>
+      </w:pPr>
+      <w:r>
+        <w:rPr>
+          <w:rFonts w:ascii="Calibri" w:hAnsi="Calibri" w:cs="Calibri"/>
         </w:rPr>
         <w:t>Markers</w:t>
       </w:r>
@@ -162,13 +156,11 @@
         </w:numPr>
         <w:rPr>
           <w:rFonts w:ascii="Calibri" w:hAnsi="Calibri" w:cs="Calibri"/>
-          <w:lang w:val="en-NL"/>
-        </w:rPr>
-      </w:pPr>
-      <w:r>
-        <w:rPr>
-          <w:rFonts w:ascii="Calibri" w:hAnsi="Calibri" w:cs="Calibri"/>
-          <w:lang w:val="en-NL"/>
+        </w:rPr>
+      </w:pPr>
+      <w:r>
+        <w:rPr>
+          <w:rFonts w:ascii="Calibri" w:hAnsi="Calibri" w:cs="Calibri"/>
         </w:rPr>
         <w:t>Sticky notes</w:t>
       </w:r>
@@ -181,13 +173,11 @@
         </w:numPr>
         <w:rPr>
           <w:rFonts w:ascii="Calibri" w:hAnsi="Calibri" w:cs="Calibri"/>
-          <w:lang w:val="en-NL"/>
-        </w:rPr>
-      </w:pPr>
-      <w:r>
-        <w:rPr>
-          <w:rFonts w:ascii="Calibri" w:hAnsi="Calibri" w:cs="Calibri"/>
-          <w:lang w:val="en-NL"/>
+        </w:rPr>
+      </w:pPr>
+      <w:r>
+        <w:rPr>
+          <w:rFonts w:ascii="Calibri" w:hAnsi="Calibri" w:cs="Calibri"/>
         </w:rPr>
         <w:t>Printed guiding questions (one set per group)</w:t>
       </w:r>
@@ -206,38 +196,22 @@
           <w:color w:val="0F4761" w:themeColor="accent1" w:themeShade="BF"/>
           <w:sz w:val="32"/>
           <w:szCs w:val="32"/>
-          <w:lang w:val="en-NL"/>
-        </w:rPr>
-      </w:pPr>
-      <w:r>
-        <w:rPr>
-          <w:lang w:val="en-NL"/>
-        </w:rPr>
+        </w:rPr>
+      </w:pPr>
+      <w:r>
         <w:br w:type="page"/>
       </w:r>
     </w:p>
     <w:p>
       <w:pPr>
         <w:pStyle w:val="Heading2"/>
-        <w:rPr>
-          <w:lang w:val="en-NL"/>
-        </w:rPr>
-      </w:pPr>
-      <w:r>
-        <w:rPr>
-          <w:lang w:val="en-NL"/>
-        </w:rPr>
+      </w:pPr>
+      <w:r>
         <w:lastRenderedPageBreak/>
         <w:t>Instructions for Teachers</w:t>
       </w:r>
     </w:p>
-    <w:p>
-      <w:pPr>
-        <w:rPr>
-          <w:lang w:val="en-NL"/>
-        </w:rPr>
-      </w:pPr>
-    </w:p>
+    <w:p/>
     <w:p>
       <w:pPr>
         <w:numPr>
@@ -246,15 +220,13 @@
         </w:numPr>
         <w:rPr>
           <w:rFonts w:ascii="Calibri" w:hAnsi="Calibri" w:cs="Calibri"/>
-          <w:lang w:val="en-NL"/>
-        </w:rPr>
-      </w:pPr>
-      <w:r>
-        <w:rPr>
-          <w:rFonts w:ascii="Calibri" w:hAnsi="Calibri" w:cs="Calibri"/>
-          <w:b/>
-          <w:bCs/>
-          <w:lang w:val="en-NL"/>
+        </w:rPr>
+      </w:pPr>
+      <w:r>
+        <w:rPr>
+          <w:rFonts w:ascii="Calibri" w:hAnsi="Calibri" w:cs="Calibri"/>
+          <w:b/>
+          <w:bCs/>
         </w:rPr>
         <w:t>Introduction (10 minutes)</w:t>
       </w:r>
@@ -267,13 +239,11 @@
         </w:numPr>
         <w:rPr>
           <w:rFonts w:ascii="Calibri" w:hAnsi="Calibri" w:cs="Calibri"/>
-          <w:lang w:val="en-NL"/>
-        </w:rPr>
-      </w:pPr>
-      <w:r>
-        <w:rPr>
-          <w:rFonts w:ascii="Calibri" w:hAnsi="Calibri" w:cs="Calibri"/>
-          <w:lang w:val="en-NL"/>
+        </w:rPr>
+      </w:pPr>
+      <w:r>
+        <w:rPr>
+          <w:rFonts w:ascii="Calibri" w:hAnsi="Calibri" w:cs="Calibri"/>
         </w:rPr>
         <w:t>Explain the activity, timeline, and materials.</w:t>
       </w:r>
@@ -286,13 +256,11 @@
         </w:numPr>
         <w:rPr>
           <w:rFonts w:ascii="Calibri" w:hAnsi="Calibri" w:cs="Calibri"/>
-          <w:lang w:val="en-NL"/>
-        </w:rPr>
-      </w:pPr>
-      <w:r>
-        <w:rPr>
-          <w:rFonts w:ascii="Calibri" w:hAnsi="Calibri" w:cs="Calibri"/>
-          <w:lang w:val="en-NL"/>
+        </w:rPr>
+      </w:pPr>
+      <w:r>
+        <w:rPr>
+          <w:rFonts w:ascii="Calibri" w:hAnsi="Calibri" w:cs="Calibri"/>
         </w:rPr>
         <w:t xml:space="preserve">Introduce the four topic options: </w:t>
       </w:r>
@@ -301,14 +269,12 @@
           <w:rFonts w:ascii="Calibri" w:hAnsi="Calibri" w:cs="Calibri"/>
           <w:b/>
           <w:bCs/>
-          <w:lang w:val="en-NL"/>
         </w:rPr>
         <w:t>Data, AI Infrastructure, Models, MLOps</w:t>
       </w:r>
       <w:r>
         <w:rPr>
           <w:rFonts w:ascii="Calibri" w:hAnsi="Calibri" w:cs="Calibri"/>
-          <w:lang w:val="en-NL"/>
         </w:rPr>
         <w:t>.</w:t>
       </w:r>
@@ -321,13 +287,11 @@
         </w:numPr>
         <w:rPr>
           <w:rFonts w:ascii="Calibri" w:hAnsi="Calibri" w:cs="Calibri"/>
-          <w:lang w:val="en-NL"/>
-        </w:rPr>
-      </w:pPr>
-      <w:r>
-        <w:rPr>
-          <w:rFonts w:ascii="Calibri" w:hAnsi="Calibri" w:cs="Calibri"/>
-          <w:lang w:val="en-NL"/>
+        </w:rPr>
+      </w:pPr>
+      <w:r>
+        <w:rPr>
+          <w:rFonts w:ascii="Calibri" w:hAnsi="Calibri" w:cs="Calibri"/>
         </w:rPr>
         <w:t>Hand out guiding questions (printed for each group).</w:t>
       </w:r>
@@ -340,15 +304,13 @@
         </w:numPr>
         <w:rPr>
           <w:rFonts w:ascii="Calibri" w:hAnsi="Calibri" w:cs="Calibri"/>
-          <w:lang w:val="en-NL"/>
-        </w:rPr>
-      </w:pPr>
-      <w:r>
-        <w:rPr>
-          <w:rFonts w:ascii="Calibri" w:hAnsi="Calibri" w:cs="Calibri"/>
-          <w:b/>
-          <w:bCs/>
-          <w:lang w:val="en-NL"/>
+        </w:rPr>
+      </w:pPr>
+      <w:r>
+        <w:rPr>
+          <w:rFonts w:ascii="Calibri" w:hAnsi="Calibri" w:cs="Calibri"/>
+          <w:b/>
+          <w:bCs/>
         </w:rPr>
         <w:t>Group Formation</w:t>
       </w:r>
@@ -361,13 +323,11 @@
         </w:numPr>
         <w:rPr>
           <w:rFonts w:ascii="Calibri" w:hAnsi="Calibri" w:cs="Calibri"/>
-          <w:lang w:val="en-NL"/>
-        </w:rPr>
-      </w:pPr>
-      <w:r>
-        <w:rPr>
-          <w:rFonts w:ascii="Calibri" w:hAnsi="Calibri" w:cs="Calibri"/>
-          <w:lang w:val="en-NL"/>
+        </w:rPr>
+      </w:pPr>
+      <w:r>
+        <w:rPr>
+          <w:rFonts w:ascii="Calibri" w:hAnsi="Calibri" w:cs="Calibri"/>
         </w:rPr>
         <w:t>Ask students to pick their preferred topic.</w:t>
       </w:r>
@@ -380,13 +340,11 @@
         </w:numPr>
         <w:rPr>
           <w:rFonts w:ascii="Calibri" w:hAnsi="Calibri" w:cs="Calibri"/>
-          <w:lang w:val="en-NL"/>
-        </w:rPr>
-      </w:pPr>
-      <w:r>
-        <w:rPr>
-          <w:rFonts w:ascii="Calibri" w:hAnsi="Calibri" w:cs="Calibri"/>
-          <w:lang w:val="en-NL"/>
+        </w:rPr>
+      </w:pPr>
+      <w:r>
+        <w:rPr>
+          <w:rFonts w:ascii="Calibri" w:hAnsi="Calibri" w:cs="Calibri"/>
         </w:rPr>
         <w:t xml:space="preserve">Form teams of up to </w:t>
       </w:r>
@@ -395,14 +353,12 @@
           <w:rFonts w:ascii="Calibri" w:hAnsi="Calibri" w:cs="Calibri"/>
           <w:b/>
           <w:bCs/>
-          <w:lang w:val="en-NL"/>
         </w:rPr>
         <w:t>6 students</w:t>
       </w:r>
       <w:r>
         <w:rPr>
           <w:rFonts w:ascii="Calibri" w:hAnsi="Calibri" w:cs="Calibri"/>
-          <w:lang w:val="en-NL"/>
         </w:rPr>
         <w:t xml:space="preserve"> each (avoid larger groups).</w:t>
       </w:r>
@@ -415,15 +371,13 @@
         </w:numPr>
         <w:rPr>
           <w:rFonts w:ascii="Calibri" w:hAnsi="Calibri" w:cs="Calibri"/>
-          <w:lang w:val="en-NL"/>
-        </w:rPr>
-      </w:pPr>
-      <w:r>
-        <w:rPr>
-          <w:rFonts w:ascii="Calibri" w:hAnsi="Calibri" w:cs="Calibri"/>
-          <w:b/>
-          <w:bCs/>
-          <w:lang w:val="en-NL"/>
+        </w:rPr>
+      </w:pPr>
+      <w:r>
+        <w:rPr>
+          <w:rFonts w:ascii="Calibri" w:hAnsi="Calibri" w:cs="Calibri"/>
+          <w:b/>
+          <w:bCs/>
         </w:rPr>
         <w:t>Poster Creation (30 minutes)</w:t>
       </w:r>
@@ -436,13 +390,11 @@
         </w:numPr>
         <w:rPr>
           <w:rFonts w:ascii="Calibri" w:hAnsi="Calibri" w:cs="Calibri"/>
-          <w:lang w:val="en-NL"/>
-        </w:rPr>
-      </w:pPr>
-      <w:r>
-        <w:rPr>
-          <w:rFonts w:ascii="Calibri" w:hAnsi="Calibri" w:cs="Calibri"/>
-          <w:lang w:val="en-NL"/>
+        </w:rPr>
+      </w:pPr>
+      <w:r>
+        <w:rPr>
+          <w:rFonts w:ascii="Calibri" w:hAnsi="Calibri" w:cs="Calibri"/>
         </w:rPr>
         <w:t xml:space="preserve">Remind teams to go through the </w:t>
       </w:r>
@@ -451,14 +403,12 @@
           <w:rFonts w:ascii="Calibri" w:hAnsi="Calibri" w:cs="Calibri"/>
           <w:b/>
           <w:bCs/>
-          <w:lang w:val="en-NL"/>
         </w:rPr>
         <w:t>four stages</w:t>
       </w:r>
       <w:r>
         <w:rPr>
           <w:rFonts w:ascii="Calibri" w:hAnsi="Calibri" w:cs="Calibri"/>
-          <w:lang w:val="en-NL"/>
         </w:rPr>
         <w:t>:</w:t>
       </w:r>
@@ -471,36 +421,31 @@
         </w:numPr>
         <w:rPr>
           <w:rFonts w:ascii="Calibri" w:hAnsi="Calibri" w:cs="Calibri"/>
-          <w:lang w:val="en-NL"/>
-        </w:rPr>
-      </w:pPr>
-      <w:r>
-        <w:rPr>
-          <w:rFonts w:ascii="Calibri" w:hAnsi="Calibri" w:cs="Calibri"/>
-          <w:b/>
-          <w:bCs/>
-          <w:lang w:val="en-NL"/>
+        </w:rPr>
+      </w:pPr>
+      <w:r>
+        <w:rPr>
+          <w:rFonts w:ascii="Calibri" w:hAnsi="Calibri" w:cs="Calibri"/>
+          <w:b/>
+          <w:bCs/>
         </w:rPr>
         <w:t>Analysis</w:t>
       </w:r>
       <w:r>
         <w:rPr>
           <w:rFonts w:ascii="Calibri" w:hAnsi="Calibri" w:cs="Calibri"/>
-          <w:lang w:val="en-NL"/>
         </w:rPr>
         <w:t xml:space="preserve">: </w:t>
       </w:r>
       <w:r>
         <w:rPr>
           <w:rFonts w:ascii="Calibri" w:hAnsi="Calibri" w:cs="Calibri"/>
-          <w:lang w:val="en-NL"/>
         </w:rPr>
         <w:t>Use the guiding questions to perform research</w:t>
       </w:r>
       <w:r>
         <w:rPr>
           <w:rFonts w:ascii="Calibri" w:hAnsi="Calibri" w:cs="Calibri"/>
-          <w:lang w:val="en-NL"/>
         </w:rPr>
         <w:t xml:space="preserve"> and share knowledge as a group.</w:t>
       </w:r>
@@ -513,22 +458,19 @@
         </w:numPr>
         <w:rPr>
           <w:rFonts w:ascii="Calibri" w:hAnsi="Calibri" w:cs="Calibri"/>
-          <w:lang w:val="en-NL"/>
-        </w:rPr>
-      </w:pPr>
-      <w:r>
-        <w:rPr>
-          <w:rFonts w:ascii="Calibri" w:hAnsi="Calibri" w:cs="Calibri"/>
-          <w:b/>
-          <w:bCs/>
-          <w:lang w:val="en-NL"/>
+        </w:rPr>
+      </w:pPr>
+      <w:r>
+        <w:rPr>
+          <w:rFonts w:ascii="Calibri" w:hAnsi="Calibri" w:cs="Calibri"/>
+          <w:b/>
+          <w:bCs/>
         </w:rPr>
         <w:t>Design</w:t>
       </w:r>
       <w:r>
         <w:rPr>
           <w:rFonts w:ascii="Calibri" w:hAnsi="Calibri" w:cs="Calibri"/>
-          <w:lang w:val="en-NL"/>
         </w:rPr>
         <w:t xml:space="preserve">: Decide the </w:t>
       </w:r>
@@ -537,14 +479,12 @@
           <w:rFonts w:ascii="Calibri" w:hAnsi="Calibri" w:cs="Calibri"/>
           <w:i/>
           <w:iCs/>
-          <w:lang w:val="en-NL"/>
         </w:rPr>
         <w:t>main message</w:t>
       </w:r>
       <w:r>
         <w:rPr>
           <w:rFonts w:ascii="Calibri" w:hAnsi="Calibri" w:cs="Calibri"/>
-          <w:lang w:val="en-NL"/>
         </w:rPr>
         <w:t xml:space="preserve"> of the poster.</w:t>
       </w:r>
@@ -557,22 +497,19 @@
         </w:numPr>
         <w:rPr>
           <w:rFonts w:ascii="Calibri" w:hAnsi="Calibri" w:cs="Calibri"/>
-          <w:lang w:val="en-NL"/>
-        </w:rPr>
-      </w:pPr>
-      <w:r>
-        <w:rPr>
-          <w:rFonts w:ascii="Calibri" w:hAnsi="Calibri" w:cs="Calibri"/>
-          <w:b/>
-          <w:bCs/>
-          <w:lang w:val="en-NL"/>
+        </w:rPr>
+      </w:pPr>
+      <w:r>
+        <w:rPr>
+          <w:rFonts w:ascii="Calibri" w:hAnsi="Calibri" w:cs="Calibri"/>
+          <w:b/>
+          <w:bCs/>
         </w:rPr>
         <w:t>Implementation</w:t>
       </w:r>
       <w:r>
         <w:rPr>
           <w:rFonts w:ascii="Calibri" w:hAnsi="Calibri" w:cs="Calibri"/>
-          <w:lang w:val="en-NL"/>
         </w:rPr>
         <w:t>: Create the poster on flipover paper with markers.</w:t>
       </w:r>
@@ -585,22 +522,19 @@
         </w:numPr>
         <w:rPr>
           <w:rFonts w:ascii="Calibri" w:hAnsi="Calibri" w:cs="Calibri"/>
-          <w:lang w:val="en-NL"/>
-        </w:rPr>
-      </w:pPr>
-      <w:r>
-        <w:rPr>
-          <w:rFonts w:ascii="Calibri" w:hAnsi="Calibri" w:cs="Calibri"/>
-          <w:b/>
-          <w:bCs/>
-          <w:lang w:val="en-NL"/>
+        </w:rPr>
+      </w:pPr>
+      <w:r>
+        <w:rPr>
+          <w:rFonts w:ascii="Calibri" w:hAnsi="Calibri" w:cs="Calibri"/>
+          <w:b/>
+          <w:bCs/>
         </w:rPr>
         <w:t>Validation</w:t>
       </w:r>
       <w:r>
         <w:rPr>
           <w:rFonts w:ascii="Calibri" w:hAnsi="Calibri" w:cs="Calibri"/>
-          <w:lang w:val="en-NL"/>
         </w:rPr>
         <w:t>: Prepare to receive feedback.</w:t>
       </w:r>
@@ -613,13 +547,11 @@
         </w:numPr>
         <w:rPr>
           <w:rFonts w:ascii="Calibri" w:hAnsi="Calibri" w:cs="Calibri"/>
-          <w:lang w:val="en-NL"/>
-        </w:rPr>
-      </w:pPr>
-      <w:r>
-        <w:rPr>
-          <w:rFonts w:ascii="Calibri" w:hAnsi="Calibri" w:cs="Calibri"/>
-          <w:lang w:val="en-NL"/>
+        </w:rPr>
+      </w:pPr>
+      <w:r>
+        <w:rPr>
+          <w:rFonts w:ascii="Calibri" w:hAnsi="Calibri" w:cs="Calibri"/>
         </w:rPr>
         <w:t>Ensure students focus on clarity and key messages, not on copying all information.</w:t>
       </w:r>
@@ -632,15 +564,13 @@
         </w:numPr>
         <w:rPr>
           <w:rFonts w:ascii="Calibri" w:hAnsi="Calibri" w:cs="Calibri"/>
-          <w:lang w:val="en-NL"/>
-        </w:rPr>
-      </w:pPr>
-      <w:r>
-        <w:rPr>
-          <w:rFonts w:ascii="Calibri" w:hAnsi="Calibri" w:cs="Calibri"/>
-          <w:b/>
-          <w:bCs/>
-          <w:lang w:val="en-NL"/>
+        </w:rPr>
+      </w:pPr>
+      <w:r>
+        <w:rPr>
+          <w:rFonts w:ascii="Calibri" w:hAnsi="Calibri" w:cs="Calibri"/>
+          <w:b/>
+          <w:bCs/>
         </w:rPr>
         <w:t>Feedback Round (10 minutes)</w:t>
       </w:r>
@@ -653,13 +583,11 @@
         </w:numPr>
         <w:rPr>
           <w:rFonts w:ascii="Calibri" w:hAnsi="Calibri" w:cs="Calibri"/>
-          <w:lang w:val="en-NL"/>
-        </w:rPr>
-      </w:pPr>
-      <w:r>
-        <w:rPr>
-          <w:rFonts w:ascii="Calibri" w:hAnsi="Calibri" w:cs="Calibri"/>
-          <w:lang w:val="en-NL"/>
+        </w:rPr>
+      </w:pPr>
+      <w:r>
+        <w:rPr>
+          <w:rFonts w:ascii="Calibri" w:hAnsi="Calibri" w:cs="Calibri"/>
         </w:rPr>
         <w:t xml:space="preserve">Each team leaves </w:t>
       </w:r>
@@ -668,14 +596,12 @@
           <w:rFonts w:ascii="Calibri" w:hAnsi="Calibri" w:cs="Calibri"/>
           <w:b/>
           <w:bCs/>
-          <w:lang w:val="en-NL"/>
         </w:rPr>
         <w:t>one member at the poster</w:t>
       </w:r>
       <w:r>
         <w:rPr>
           <w:rFonts w:ascii="Calibri" w:hAnsi="Calibri" w:cs="Calibri"/>
-          <w:lang w:val="en-NL"/>
         </w:rPr>
         <w:t xml:space="preserve"> to explain it.</w:t>
       </w:r>
@@ -688,13 +614,11 @@
         </w:numPr>
         <w:rPr>
           <w:rFonts w:ascii="Calibri" w:hAnsi="Calibri" w:cs="Calibri"/>
-          <w:lang w:val="en-NL"/>
-        </w:rPr>
-      </w:pPr>
-      <w:r>
-        <w:rPr>
-          <w:rFonts w:ascii="Calibri" w:hAnsi="Calibri" w:cs="Calibri"/>
-          <w:lang w:val="en-NL"/>
+        </w:rPr>
+      </w:pPr>
+      <w:r>
+        <w:rPr>
+          <w:rFonts w:ascii="Calibri" w:hAnsi="Calibri" w:cs="Calibri"/>
         </w:rPr>
         <w:t>The rest of the team visits other posters and leaves feedback with sticky notes.</w:t>
       </w:r>
@@ -707,15 +631,13 @@
         </w:numPr>
         <w:rPr>
           <w:rFonts w:ascii="Calibri" w:hAnsi="Calibri" w:cs="Calibri"/>
-          <w:lang w:val="en-NL"/>
-        </w:rPr>
-      </w:pPr>
-      <w:r>
-        <w:rPr>
-          <w:rFonts w:ascii="Calibri" w:hAnsi="Calibri" w:cs="Calibri"/>
-          <w:b/>
-          <w:bCs/>
-          <w:lang w:val="en-NL"/>
+        </w:rPr>
+      </w:pPr>
+      <w:r>
+        <w:rPr>
+          <w:rFonts w:ascii="Calibri" w:hAnsi="Calibri" w:cs="Calibri"/>
+          <w:b/>
+          <w:bCs/>
         </w:rPr>
         <w:t>Wrap-up</w:t>
       </w:r>
@@ -728,13 +650,11 @@
         </w:numPr>
         <w:rPr>
           <w:rFonts w:ascii="Calibri" w:hAnsi="Calibri" w:cs="Calibri"/>
-          <w:lang w:val="en-NL"/>
-        </w:rPr>
-      </w:pPr>
-      <w:r>
-        <w:rPr>
-          <w:rFonts w:ascii="Calibri" w:hAnsi="Calibri" w:cs="Calibri"/>
-          <w:lang w:val="en-NL"/>
+        </w:rPr>
+      </w:pPr>
+      <w:r>
+        <w:rPr>
+          <w:rFonts w:ascii="Calibri" w:hAnsi="Calibri" w:cs="Calibri"/>
         </w:rPr>
         <w:t>Collect insights and highlight key takeaways from each topic.</w:t>
       </w:r>
@@ -744,7 +664,6 @@
         <w:pStyle w:val="Heading1"/>
         <w:rPr>
           <w:rFonts w:eastAsiaTheme="minorHAnsi"/>
-          <w:lang w:val="en-NL"/>
         </w:rPr>
       </w:pPr>
       <w:r>
@@ -756,19 +675,12 @@
       <w:r>
         <w:rPr>
           <w:rFonts w:eastAsiaTheme="minorHAnsi"/>
-          <w:lang w:val="en-NL"/>
         </w:rPr>
         <w:lastRenderedPageBreak/>
         <w:t>Instructions for Students</w:t>
       </w:r>
     </w:p>
-    <w:p>
-      <w:pPr>
-        <w:rPr>
-          <w:lang w:val="en-NL"/>
-        </w:rPr>
-      </w:pPr>
-    </w:p>
+    <w:p/>
     <w:p>
       <w:pPr>
         <w:numPr>
@@ -777,22 +689,19 @@
         </w:numPr>
         <w:rPr>
           <w:rFonts w:ascii="Calibri" w:hAnsi="Calibri" w:cs="Calibri"/>
-          <w:lang w:val="en-NL"/>
-        </w:rPr>
-      </w:pPr>
-      <w:r>
-        <w:rPr>
-          <w:rFonts w:ascii="Calibri" w:hAnsi="Calibri" w:cs="Calibri"/>
-          <w:b/>
-          <w:bCs/>
-          <w:lang w:val="en-NL"/>
+        </w:rPr>
+      </w:pPr>
+      <w:r>
+        <w:rPr>
+          <w:rFonts w:ascii="Calibri" w:hAnsi="Calibri" w:cs="Calibri"/>
+          <w:b/>
+          <w:bCs/>
         </w:rPr>
         <w:t>Choose Your Topic</w:t>
       </w:r>
       <w:r>
         <w:rPr>
           <w:rFonts w:ascii="Calibri" w:hAnsi="Calibri" w:cs="Calibri"/>
-          <w:lang w:val="en-NL"/>
         </w:rPr>
         <w:br/>
         <w:t xml:space="preserve">Pick one of these: </w:t>
@@ -802,28 +711,24 @@
           <w:rFonts w:ascii="Calibri" w:hAnsi="Calibri" w:cs="Calibri"/>
           <w:b/>
           <w:bCs/>
-          <w:lang w:val="en-NL"/>
         </w:rPr>
         <w:t>Data, AI Infrastructure, Models, MLOps</w:t>
       </w:r>
       <w:r>
         <w:rPr>
           <w:rFonts w:ascii="Calibri" w:hAnsi="Calibri" w:cs="Calibri"/>
-          <w:lang w:val="en-NL"/>
         </w:rPr>
         <w:t>.</w:t>
       </w:r>
       <w:r>
         <w:rPr>
           <w:rFonts w:ascii="Calibri" w:hAnsi="Calibri" w:cs="Calibri"/>
-          <w:lang w:val="en-NL"/>
         </w:rPr>
         <w:br/>
       </w:r>
       <w:r>
         <w:rPr>
           <w:rFonts w:ascii="Calibri" w:hAnsi="Calibri" w:cs="Calibri"/>
-          <w:lang w:val="en-NL"/>
         </w:rPr>
         <w:t>Each topic gets a set of questions.</w:t>
       </w:r>
@@ -833,27 +738,23 @@
         <w:ind w:left="720"/>
         <w:rPr>
           <w:rFonts w:ascii="Calibri" w:hAnsi="Calibri" w:cs="Calibri"/>
-          <w:lang w:val="en-NL"/>
-        </w:rPr>
-      </w:pPr>
-      <w:r>
-        <w:rPr>
-          <w:rFonts w:ascii="Calibri" w:hAnsi="Calibri" w:cs="Calibri"/>
-          <w:lang w:val="en-NL"/>
+        </w:rPr>
+      </w:pPr>
+      <w:r>
+        <w:rPr>
+          <w:rFonts w:ascii="Calibri" w:hAnsi="Calibri" w:cs="Calibri"/>
         </w:rPr>
         <w:t>Join a group</w:t>
       </w:r>
       <w:r>
         <w:rPr>
           <w:rFonts w:ascii="Calibri" w:hAnsi="Calibri" w:cs="Calibri"/>
-          <w:lang w:val="en-NL"/>
         </w:rPr>
         <w:t xml:space="preserve"> of the same topic</w:t>
       </w:r>
       <w:r>
         <w:rPr>
           <w:rFonts w:ascii="Calibri" w:hAnsi="Calibri" w:cs="Calibri"/>
-          <w:lang w:val="en-NL"/>
         </w:rPr>
         <w:t xml:space="preserve"> (maximum 6 people).</w:t>
       </w:r>
@@ -866,15 +767,13 @@
         </w:numPr>
         <w:rPr>
           <w:rFonts w:ascii="Calibri" w:hAnsi="Calibri" w:cs="Calibri"/>
-          <w:lang w:val="en-NL"/>
-        </w:rPr>
-      </w:pPr>
-      <w:r>
-        <w:rPr>
-          <w:rFonts w:ascii="Calibri" w:hAnsi="Calibri" w:cs="Calibri"/>
-          <w:b/>
-          <w:bCs/>
-          <w:lang w:val="en-NL"/>
+        </w:rPr>
+      </w:pPr>
+      <w:r>
+        <w:rPr>
+          <w:rFonts w:ascii="Calibri" w:hAnsi="Calibri" w:cs="Calibri"/>
+          <w:b/>
+          <w:bCs/>
         </w:rPr>
         <w:t>Work Together on a Poster (30 minutes)</w:t>
       </w:r>
@@ -887,13 +786,11 @@
         </w:numPr>
         <w:rPr>
           <w:rFonts w:ascii="Calibri" w:hAnsi="Calibri" w:cs="Calibri"/>
-          <w:lang w:val="en-NL"/>
-        </w:rPr>
-      </w:pPr>
-      <w:r>
-        <w:rPr>
-          <w:rFonts w:ascii="Calibri" w:hAnsi="Calibri" w:cs="Calibri"/>
-          <w:lang w:val="en-NL"/>
+        </w:rPr>
+      </w:pPr>
+      <w:r>
+        <w:rPr>
+          <w:rFonts w:ascii="Calibri" w:hAnsi="Calibri" w:cs="Calibri"/>
         </w:rPr>
         <w:t xml:space="preserve">Follow these </w:t>
       </w:r>
@@ -902,14 +799,12 @@
           <w:rFonts w:ascii="Calibri" w:hAnsi="Calibri" w:cs="Calibri"/>
           <w:b/>
           <w:bCs/>
-          <w:lang w:val="en-NL"/>
         </w:rPr>
         <w:t>stages</w:t>
       </w:r>
       <w:r>
         <w:rPr>
           <w:rFonts w:ascii="Calibri" w:hAnsi="Calibri" w:cs="Calibri"/>
-          <w:lang w:val="en-NL"/>
         </w:rPr>
         <w:t>:</w:t>
       </w:r>
@@ -922,36 +817,31 @@
         </w:numPr>
         <w:rPr>
           <w:rFonts w:ascii="Calibri" w:hAnsi="Calibri" w:cs="Calibri"/>
-          <w:lang w:val="en-NL"/>
-        </w:rPr>
-      </w:pPr>
-      <w:r>
-        <w:rPr>
-          <w:rFonts w:ascii="Calibri" w:hAnsi="Calibri" w:cs="Calibri"/>
-          <w:b/>
-          <w:bCs/>
-          <w:lang w:val="en-NL"/>
+        </w:rPr>
+      </w:pPr>
+      <w:r>
+        <w:rPr>
+          <w:rFonts w:ascii="Calibri" w:hAnsi="Calibri" w:cs="Calibri"/>
+          <w:b/>
+          <w:bCs/>
         </w:rPr>
         <w:t>Analysis</w:t>
       </w:r>
       <w:r>
         <w:rPr>
           <w:rFonts w:ascii="Calibri" w:hAnsi="Calibri" w:cs="Calibri"/>
-          <w:lang w:val="en-NL"/>
         </w:rPr>
         <w:t xml:space="preserve">: Read the </w:t>
       </w:r>
       <w:r>
         <w:rPr>
           <w:rFonts w:ascii="Calibri" w:hAnsi="Calibri" w:cs="Calibri"/>
-          <w:lang w:val="en-NL"/>
         </w:rPr>
         <w:t>questions you get</w:t>
       </w:r>
       <w:r>
         <w:rPr>
           <w:rFonts w:ascii="Calibri" w:hAnsi="Calibri" w:cs="Calibri"/>
-          <w:lang w:val="en-NL"/>
         </w:rPr>
         <w:t>, discuss, and gather ideas as a team.</w:t>
       </w:r>
@@ -964,22 +854,19 @@
         </w:numPr>
         <w:rPr>
           <w:rFonts w:ascii="Calibri" w:hAnsi="Calibri" w:cs="Calibri"/>
-          <w:lang w:val="en-NL"/>
-        </w:rPr>
-      </w:pPr>
-      <w:r>
-        <w:rPr>
-          <w:rFonts w:ascii="Calibri" w:hAnsi="Calibri" w:cs="Calibri"/>
-          <w:b/>
-          <w:bCs/>
-          <w:lang w:val="en-NL"/>
+        </w:rPr>
+      </w:pPr>
+      <w:r>
+        <w:rPr>
+          <w:rFonts w:ascii="Calibri" w:hAnsi="Calibri" w:cs="Calibri"/>
+          <w:b/>
+          <w:bCs/>
         </w:rPr>
         <w:t>Design</w:t>
       </w:r>
       <w:r>
         <w:rPr>
           <w:rFonts w:ascii="Calibri" w:hAnsi="Calibri" w:cs="Calibri"/>
-          <w:lang w:val="en-NL"/>
         </w:rPr>
         <w:t xml:space="preserve">: Decide the </w:t>
       </w:r>
@@ -988,14 +875,12 @@
           <w:rFonts w:ascii="Calibri" w:hAnsi="Calibri" w:cs="Calibri"/>
           <w:i/>
           <w:iCs/>
-          <w:lang w:val="en-NL"/>
         </w:rPr>
         <w:t>main message</w:t>
       </w:r>
       <w:r>
         <w:rPr>
           <w:rFonts w:ascii="Calibri" w:hAnsi="Calibri" w:cs="Calibri"/>
-          <w:lang w:val="en-NL"/>
         </w:rPr>
         <w:t xml:space="preserve"> for your poster (don’t try to include everything).</w:t>
       </w:r>
@@ -1008,22 +893,19 @@
         </w:numPr>
         <w:rPr>
           <w:rFonts w:ascii="Calibri" w:hAnsi="Calibri" w:cs="Calibri"/>
-          <w:lang w:val="en-NL"/>
-        </w:rPr>
-      </w:pPr>
-      <w:r>
-        <w:rPr>
-          <w:rFonts w:ascii="Calibri" w:hAnsi="Calibri" w:cs="Calibri"/>
-          <w:b/>
-          <w:bCs/>
-          <w:lang w:val="en-NL"/>
+        </w:rPr>
+      </w:pPr>
+      <w:r>
+        <w:rPr>
+          <w:rFonts w:ascii="Calibri" w:hAnsi="Calibri" w:cs="Calibri"/>
+          <w:b/>
+          <w:bCs/>
         </w:rPr>
         <w:t>Implementation</w:t>
       </w:r>
       <w:r>
         <w:rPr>
           <w:rFonts w:ascii="Calibri" w:hAnsi="Calibri" w:cs="Calibri"/>
-          <w:lang w:val="en-NL"/>
         </w:rPr>
         <w:t>: Use the flipover paper, markers, and sticky notes to create the poster.</w:t>
       </w:r>
@@ -1036,22 +918,19 @@
         </w:numPr>
         <w:rPr>
           <w:rFonts w:ascii="Calibri" w:hAnsi="Calibri" w:cs="Calibri"/>
-          <w:lang w:val="en-NL"/>
-        </w:rPr>
-      </w:pPr>
-      <w:r>
-        <w:rPr>
-          <w:rFonts w:ascii="Calibri" w:hAnsi="Calibri" w:cs="Calibri"/>
-          <w:b/>
-          <w:bCs/>
-          <w:lang w:val="en-NL"/>
+        </w:rPr>
+      </w:pPr>
+      <w:r>
+        <w:rPr>
+          <w:rFonts w:ascii="Calibri" w:hAnsi="Calibri" w:cs="Calibri"/>
+          <w:b/>
+          <w:bCs/>
         </w:rPr>
         <w:t>Validation</w:t>
       </w:r>
       <w:r>
         <w:rPr>
           <w:rFonts w:ascii="Calibri" w:hAnsi="Calibri" w:cs="Calibri"/>
-          <w:lang w:val="en-NL"/>
         </w:rPr>
         <w:t>: Be ready to present your work and gather feedback.</w:t>
       </w:r>
@@ -1064,15 +943,13 @@
         </w:numPr>
         <w:rPr>
           <w:rFonts w:ascii="Calibri" w:hAnsi="Calibri" w:cs="Calibri"/>
-          <w:lang w:val="en-NL"/>
-        </w:rPr>
-      </w:pPr>
-      <w:r>
-        <w:rPr>
-          <w:rFonts w:ascii="Calibri" w:hAnsi="Calibri" w:cs="Calibri"/>
-          <w:b/>
-          <w:bCs/>
-          <w:lang w:val="en-NL"/>
+        </w:rPr>
+      </w:pPr>
+      <w:r>
+        <w:rPr>
+          <w:rFonts w:ascii="Calibri" w:hAnsi="Calibri" w:cs="Calibri"/>
+          <w:b/>
+          <w:bCs/>
         </w:rPr>
         <w:t>Present &amp; Give Feedback (10 minutes)</w:t>
       </w:r>
@@ -1085,13 +962,11 @@
         </w:numPr>
         <w:rPr>
           <w:rFonts w:ascii="Calibri" w:hAnsi="Calibri" w:cs="Calibri"/>
-          <w:lang w:val="en-NL"/>
-        </w:rPr>
-      </w:pPr>
-      <w:r>
-        <w:rPr>
-          <w:rFonts w:ascii="Calibri" w:hAnsi="Calibri" w:cs="Calibri"/>
-          <w:lang w:val="en-NL"/>
+        </w:rPr>
+      </w:pPr>
+      <w:r>
+        <w:rPr>
+          <w:rFonts w:ascii="Calibri" w:hAnsi="Calibri" w:cs="Calibri"/>
         </w:rPr>
         <w:t xml:space="preserve">Leave </w:t>
       </w:r>
@@ -1100,14 +975,12 @@
           <w:rFonts w:ascii="Calibri" w:hAnsi="Calibri" w:cs="Calibri"/>
           <w:b/>
           <w:bCs/>
-          <w:lang w:val="en-NL"/>
         </w:rPr>
         <w:t>one person at your poster</w:t>
       </w:r>
       <w:r>
         <w:rPr>
           <w:rFonts w:ascii="Calibri" w:hAnsi="Calibri" w:cs="Calibri"/>
-          <w:lang w:val="en-NL"/>
         </w:rPr>
         <w:t xml:space="preserve"> to explain it.</w:t>
       </w:r>
@@ -1120,13 +993,11 @@
         </w:numPr>
         <w:rPr>
           <w:rFonts w:ascii="Calibri" w:hAnsi="Calibri" w:cs="Calibri"/>
-          <w:lang w:val="en-NL"/>
-        </w:rPr>
-      </w:pPr>
-      <w:r>
-        <w:rPr>
-          <w:rFonts w:ascii="Calibri" w:hAnsi="Calibri" w:cs="Calibri"/>
-          <w:lang w:val="en-NL"/>
+        </w:rPr>
+      </w:pPr>
+      <w:r>
+        <w:rPr>
+          <w:rFonts w:ascii="Calibri" w:hAnsi="Calibri" w:cs="Calibri"/>
         </w:rPr>
         <w:t>The rest of the team walks around, listens to other posters, and gives feedback with sticky notes.</w:t>
       </w:r>
@@ -1139,15 +1010,13 @@
         </w:numPr>
         <w:rPr>
           <w:rFonts w:ascii="Calibri" w:hAnsi="Calibri" w:cs="Calibri"/>
-          <w:lang w:val="en-NL"/>
-        </w:rPr>
-      </w:pPr>
-      <w:r>
-        <w:rPr>
-          <w:rFonts w:ascii="Calibri" w:hAnsi="Calibri" w:cs="Calibri"/>
-          <w:b/>
-          <w:bCs/>
-          <w:lang w:val="en-NL"/>
+        </w:rPr>
+      </w:pPr>
+      <w:r>
+        <w:rPr>
+          <w:rFonts w:ascii="Calibri" w:hAnsi="Calibri" w:cs="Calibri"/>
+          <w:b/>
+          <w:bCs/>
         </w:rPr>
         <w:t>Final Step</w:t>
       </w:r>
@@ -1160,13 +1029,11 @@
         </w:numPr>
         <w:rPr>
           <w:rFonts w:ascii="Calibri" w:hAnsi="Calibri" w:cs="Calibri"/>
-          <w:lang w:val="en-NL"/>
-        </w:rPr>
-      </w:pPr>
-      <w:r>
-        <w:rPr>
-          <w:rFonts w:ascii="Calibri" w:hAnsi="Calibri" w:cs="Calibri"/>
-          <w:lang w:val="en-NL"/>
+        </w:rPr>
+      </w:pPr>
+      <w:r>
+        <w:rPr>
+          <w:rFonts w:ascii="Calibri" w:hAnsi="Calibri" w:cs="Calibri"/>
         </w:rPr>
         <w:t>Rejoin your group, read the feedback, and reflect on what you learned.</w:t>
       </w:r>
@@ -1175,15 +1042,13 @@
       <w:pPr>
         <w:rPr>
           <w:rFonts w:ascii="Calibri" w:hAnsi="Calibri" w:cs="Calibri"/>
-          <w:lang w:val="en-NL"/>
-        </w:rPr>
-      </w:pPr>
-      <w:r>
-        <w:rPr>
-          <w:rFonts w:ascii="Calibri" w:hAnsi="Calibri" w:cs="Calibri"/>
-          <w:b/>
-          <w:bCs/>
-          <w:lang w:val="en-NL"/>
+        </w:rPr>
+      </w:pPr>
+      <w:r>
+        <w:rPr>
+          <w:rFonts w:ascii="Calibri" w:hAnsi="Calibri" w:cs="Calibri"/>
+          <w:b/>
+          <w:bCs/>
         </w:rPr>
         <w:t>You will have:</w:t>
       </w:r>
@@ -1196,13 +1061,11 @@
         </w:numPr>
         <w:rPr>
           <w:rFonts w:ascii="Calibri" w:hAnsi="Calibri" w:cs="Calibri"/>
-          <w:lang w:val="en-NL"/>
-        </w:rPr>
-      </w:pPr>
-      <w:r>
-        <w:rPr>
-          <w:rFonts w:ascii="Calibri" w:hAnsi="Calibri" w:cs="Calibri"/>
-          <w:lang w:val="en-NL"/>
+        </w:rPr>
+      </w:pPr>
+      <w:r>
+        <w:rPr>
+          <w:rFonts w:ascii="Calibri" w:hAnsi="Calibri" w:cs="Calibri"/>
         </w:rPr>
         <w:t>10 minutes for setup and instructions</w:t>
       </w:r>
@@ -1215,13 +1078,11 @@
         </w:numPr>
         <w:rPr>
           <w:rFonts w:ascii="Calibri" w:hAnsi="Calibri" w:cs="Calibri"/>
-          <w:lang w:val="en-NL"/>
-        </w:rPr>
-      </w:pPr>
-      <w:r>
-        <w:rPr>
-          <w:rFonts w:ascii="Calibri" w:hAnsi="Calibri" w:cs="Calibri"/>
-          <w:lang w:val="en-NL"/>
+        </w:rPr>
+      </w:pPr>
+      <w:r>
+        <w:rPr>
+          <w:rFonts w:ascii="Calibri" w:hAnsi="Calibri" w:cs="Calibri"/>
         </w:rPr>
         <w:t>30 minutes to create the poster</w:t>
       </w:r>
@@ -1234,13 +1095,11 @@
         </w:numPr>
         <w:rPr>
           <w:rFonts w:ascii="Calibri" w:hAnsi="Calibri" w:cs="Calibri"/>
-          <w:lang w:val="en-NL"/>
-        </w:rPr>
-      </w:pPr>
-      <w:r>
-        <w:rPr>
-          <w:rFonts w:ascii="Calibri" w:hAnsi="Calibri" w:cs="Calibri"/>
-          <w:lang w:val="en-NL"/>
+        </w:rPr>
+      </w:pPr>
+      <w:r>
+        <w:rPr>
+          <w:rFonts w:ascii="Calibri" w:hAnsi="Calibri" w:cs="Calibri"/>
         </w:rPr>
         <w:t>10 minutes for presentations and feedback</w:t>
       </w:r>
@@ -1354,6 +1213,26 @@
           <w:rFonts w:ascii="Calibri" w:hAnsi="Calibri" w:cs="Calibri"/>
         </w:rPr>
       </w:pPr>
+    </w:p>
+    <w:p>
+      <w:pPr>
+        <w:rPr>
+          <w:rFonts w:ascii="Calibri" w:hAnsi="Calibri" w:cs="Calibri"/>
+        </w:rPr>
+      </w:pPr>
+      <w:r>
+        <w:rPr>
+          <w:rFonts w:ascii="Calibri" w:hAnsi="Calibri" w:cs="Calibri"/>
+        </w:rPr>
+        <w:t>Pick only one of the topics and focus the poster on that:</w:t>
+      </w:r>
+    </w:p>
+    <w:p>
+      <w:pPr>
+        <w:rPr>
+          <w:rFonts w:ascii="Calibri" w:hAnsi="Calibri" w:cs="Calibri"/>
+        </w:rPr>
+      </w:pPr>
       <w:r>
         <w:rPr>
           <w:rFonts w:ascii="Calibri" w:hAnsi="Calibri" w:cs="Calibri"/>
@@ -1366,7 +1245,15 @@
           <w:b/>
           <w:bCs/>
         </w:rPr>
-        <w:t>Questions:</w:t>
+        <w:t>Topic 1</w:t>
+      </w:r>
+      <w:r>
+        <w:rPr>
+          <w:rFonts w:ascii="Calibri" w:hAnsi="Calibri" w:cs="Calibri"/>
+          <w:b/>
+          <w:bCs/>
+        </w:rPr>
+        <w:t>:</w:t>
       </w:r>
     </w:p>
     <w:p>
@@ -1383,7 +1270,13 @@
         <w:rPr>
           <w:rFonts w:ascii="Calibri" w:hAnsi="Calibri" w:cs="Calibri"/>
         </w:rPr>
-        <w:t xml:space="preserve">Find examples of biased or </w:t>
+        <w:t>Search or use generative AI to f</w:t>
+      </w:r>
+      <w:r>
+        <w:rPr>
+          <w:rFonts w:ascii="Calibri" w:hAnsi="Calibri" w:cs="Calibri"/>
+        </w:rPr>
+        <w:t xml:space="preserve">ind examples of biased or </w:t>
       </w:r>
       <w:r>
         <w:rPr>
@@ -1403,24 +1296,50 @@
         </w:rPr>
         <w:t>?</w:t>
       </w:r>
-    </w:p>
-    <w:p>
-      <w:pPr>
-        <w:numPr>
-          <w:ilvl w:val="0"/>
-          <w:numId w:val="4"/>
-        </w:numPr>
-        <w:rPr>
-          <w:rFonts w:ascii="Calibri" w:hAnsi="Calibri" w:cs="Calibri"/>
-        </w:rPr>
-      </w:pPr>
-      <w:r>
-        <w:rPr>
-          <w:rFonts w:ascii="Calibri" w:hAnsi="Calibri" w:cs="Calibri"/>
-          <w:b/>
-          <w:bCs/>
-        </w:rPr>
-        <w:t>Hands-on practice:</w:t>
+      <w:r>
+        <w:rPr>
+          <w:rFonts w:ascii="Calibri" w:hAnsi="Calibri" w:cs="Calibri"/>
+        </w:rPr>
+        <w:t xml:space="preserve"> Come up with a few high profile cases.</w:t>
+      </w:r>
+    </w:p>
+    <w:p>
+      <w:pPr>
+        <w:rPr>
+          <w:rFonts w:ascii="Calibri" w:hAnsi="Calibri" w:cs="Calibri"/>
+        </w:rPr>
+      </w:pPr>
+      <w:r>
+        <w:rPr>
+          <w:rFonts w:ascii="Calibri" w:hAnsi="Calibri" w:cs="Calibri"/>
+          <w:b/>
+          <w:bCs/>
+        </w:rPr>
+        <w:t>Topic 2 (</w:t>
+      </w:r>
+      <w:r>
+        <w:rPr>
+          <w:rFonts w:ascii="Calibri" w:hAnsi="Calibri" w:cs="Calibri"/>
+          <w:b/>
+          <w:bCs/>
+        </w:rPr>
+        <w:t>Hands-on practice</w:t>
+      </w:r>
+      <w:r>
+        <w:rPr>
+          <w:rFonts w:ascii="Calibri" w:hAnsi="Calibri" w:cs="Calibri"/>
+          <w:b/>
+          <w:bCs/>
+        </w:rPr>
+        <w:t>)</w:t>
+      </w:r>
+      <w:r>
+        <w:rPr>
+          <w:rFonts w:ascii="Calibri" w:hAnsi="Calibri" w:cs="Calibri"/>
+          <w:b/>
+          <w:bCs/>
+        </w:rPr>
+        <w:t>:</w:t>
       </w:r>
     </w:p>
     <w:p>
@@ -1493,21 +1412,41 @@
     </w:p>
     <w:p>
       <w:pPr>
-        <w:numPr>
-          <w:ilvl w:val="0"/>
-          <w:numId w:val="4"/>
-        </w:numPr>
-        <w:rPr>
-          <w:rFonts w:ascii="Calibri" w:hAnsi="Calibri" w:cs="Calibri"/>
-        </w:rPr>
-      </w:pPr>
-      <w:r>
-        <w:rPr>
-          <w:rFonts w:ascii="Calibri" w:hAnsi="Calibri" w:cs="Calibri"/>
-          <w:b/>
-          <w:bCs/>
-        </w:rPr>
-        <w:t>Career exploration:</w:t>
+        <w:rPr>
+          <w:rFonts w:ascii="Calibri" w:hAnsi="Calibri" w:cs="Calibri"/>
+        </w:rPr>
+      </w:pPr>
+      <w:r>
+        <w:rPr>
+          <w:rFonts w:ascii="Calibri" w:hAnsi="Calibri" w:cs="Calibri"/>
+          <w:b/>
+          <w:bCs/>
+        </w:rPr>
+        <w:t>Topic 3 (</w:t>
+      </w:r>
+      <w:r>
+        <w:rPr>
+          <w:rFonts w:ascii="Calibri" w:hAnsi="Calibri" w:cs="Calibri"/>
+          <w:b/>
+          <w:bCs/>
+        </w:rPr>
+        <w:t>Career exploration</w:t>
+      </w:r>
+      <w:r>
+        <w:rPr>
+          <w:rFonts w:ascii="Calibri" w:hAnsi="Calibri" w:cs="Calibri"/>
+          <w:b/>
+          <w:bCs/>
+        </w:rPr>
+        <w:t>)</w:t>
+      </w:r>
+      <w:r>
+        <w:rPr>
+          <w:rFonts w:ascii="Calibri" w:hAnsi="Calibri" w:cs="Calibri"/>
+          <w:b/>
+          <w:bCs/>
+        </w:rPr>
+        <w:t>:</w:t>
       </w:r>
     </w:p>
     <w:p>
@@ -1564,11 +1503,20 @@
     </w:p>
     <w:p>
       <w:pPr>
-        <w:ind w:left="360"/>
-        <w:rPr>
-          <w:rFonts w:ascii="Calibri" w:hAnsi="Calibri" w:cs="Calibri"/>
-        </w:rPr>
-      </w:pPr>
+        <w:rPr>
+          <w:rFonts w:ascii="Calibri" w:hAnsi="Calibri" w:cs="Calibri"/>
+          <w:b/>
+          <w:bCs/>
+        </w:rPr>
+      </w:pPr>
+      <w:r>
+        <w:rPr>
+          <w:rFonts w:ascii="Calibri" w:hAnsi="Calibri" w:cs="Calibri"/>
+          <w:b/>
+          <w:bCs/>
+        </w:rPr>
+        <w:t xml:space="preserve">Topic 4 (Privacy): </w:t>
+      </w:r>
     </w:p>
     <w:p>
       <w:pPr>
@@ -1714,6 +1662,26 @@
           <w:rFonts w:ascii="Calibri" w:hAnsi="Calibri" w:cs="Calibri"/>
         </w:rPr>
       </w:pPr>
+    </w:p>
+    <w:p>
+      <w:pPr>
+        <w:rPr>
+          <w:rFonts w:ascii="Calibri" w:hAnsi="Calibri" w:cs="Calibri"/>
+        </w:rPr>
+      </w:pPr>
+      <w:r>
+        <w:rPr>
+          <w:rFonts w:ascii="Calibri" w:hAnsi="Calibri" w:cs="Calibri"/>
+        </w:rPr>
+        <w:t>Pick only one of the topics and focus the poster on that:</w:t>
+      </w:r>
+    </w:p>
+    <w:p>
+      <w:pPr>
+        <w:rPr>
+          <w:rFonts w:ascii="Calibri" w:hAnsi="Calibri" w:cs="Calibri"/>
+        </w:rPr>
+      </w:pPr>
       <w:r>
         <w:rPr>
           <w:rFonts w:ascii="Calibri" w:hAnsi="Calibri" w:cs="Calibri"/>
@@ -1726,7 +1694,15 @@
           <w:b/>
           <w:bCs/>
         </w:rPr>
-        <w:t>Questions:</w:t>
+        <w:t>Topic 1</w:t>
+      </w:r>
+      <w:r>
+        <w:rPr>
+          <w:rFonts w:ascii="Calibri" w:hAnsi="Calibri" w:cs="Calibri"/>
+          <w:b/>
+          <w:bCs/>
+        </w:rPr>
+        <w:t>:</w:t>
       </w:r>
     </w:p>
     <w:p>
@@ -1785,26 +1761,31 @@
       <w:pPr>
         <w:rPr>
           <w:rFonts w:ascii="Calibri" w:hAnsi="Calibri" w:cs="Calibri"/>
-        </w:rPr>
-      </w:pPr>
-    </w:p>
-    <w:p>
-      <w:pPr>
-        <w:rPr>
-          <w:rFonts w:ascii="Calibri" w:hAnsi="Calibri" w:cs="Calibri"/>
-        </w:rPr>
-      </w:pPr>
-      <w:r>
-        <w:rPr>
-          <w:rFonts w:ascii="Calibri" w:hAnsi="Calibri" w:cs="Calibri"/>
-        </w:rPr>
-        <w:t>Extra</w:t>
-      </w:r>
-      <w:r>
-        <w:rPr>
-          <w:rFonts w:ascii="Calibri" w:hAnsi="Calibri" w:cs="Calibri"/>
-        </w:rPr>
-        <w:t xml:space="preserve"> (use reputable sources for this)</w:t>
+          <w:b/>
+          <w:bCs/>
+        </w:rPr>
+      </w:pPr>
+      <w:r>
+        <w:rPr>
+          <w:rFonts w:ascii="Calibri" w:hAnsi="Calibri" w:cs="Calibri"/>
+          <w:b/>
+          <w:bCs/>
+        </w:rPr>
+        <w:t>Topic 2:</w:t>
+      </w:r>
+      <w:r>
+        <w:rPr>
+          <w:rFonts w:ascii="Calibri" w:hAnsi="Calibri" w:cs="Calibri"/>
+          <w:b/>
+          <w:bCs/>
+        </w:rPr>
+        <w:t xml:space="preserve"> </w:t>
+      </w:r>
+      <w:r>
+        <w:rPr>
+          <w:rFonts w:ascii="Calibri" w:hAnsi="Calibri" w:cs="Calibri"/>
+        </w:rPr>
+        <w:t>(use reputable sources for this)</w:t>
       </w:r>
       <w:r>
         <w:rPr>
@@ -1900,11 +1881,26 @@
     </w:p>
     <w:p>
       <w:pPr>
-        <w:ind w:left="360"/>
-        <w:rPr>
-          <w:rFonts w:ascii="Calibri" w:hAnsi="Calibri" w:cs="Calibri"/>
-        </w:rPr>
-      </w:pPr>
+        <w:rPr>
+          <w:rFonts w:ascii="Calibri" w:hAnsi="Calibri" w:cs="Calibri"/>
+        </w:rPr>
+      </w:pPr>
+      <w:r>
+        <w:rPr>
+          <w:rFonts w:ascii="Calibri" w:hAnsi="Calibri" w:cs="Calibri"/>
+          <w:b/>
+          <w:bCs/>
+        </w:rPr>
+        <w:t>Topic 3</w:t>
+      </w:r>
+      <w:r>
+        <w:rPr>
+          <w:rFonts w:ascii="Calibri" w:hAnsi="Calibri" w:cs="Calibri"/>
+          <w:b/>
+          <w:bCs/>
+        </w:rPr>
+        <w:t xml:space="preserve"> (</w:t>
+      </w:r>
       <w:r>
         <w:rPr>
           <w:rFonts w:ascii="Calibri" w:hAnsi="Calibri" w:cs="Calibri"/>
@@ -1923,7 +1919,21 @@
         <w:rPr>
           <w:rFonts w:ascii="Calibri" w:hAnsi="Calibri" w:cs="Calibri"/>
         </w:rPr>
-        <w:t>, you can look into these:</w:t>
+        <w:t>, you can look into these</w:t>
+      </w:r>
+      <w:r>
+        <w:rPr>
+          <w:rFonts w:ascii="Calibri" w:hAnsi="Calibri" w:cs="Calibri"/>
+        </w:rPr>
+        <w:t>)</w:t>
+      </w:r>
+      <w:r>
+        <w:rPr>
+          <w:rFonts w:ascii="Calibri" w:hAnsi="Calibri" w:cs="Calibri"/>
+          <w:b/>
+          <w:bCs/>
+        </w:rPr>
+        <w:t>:</w:t>
       </w:r>
     </w:p>
     <w:p>
@@ -2062,10 +2072,40 @@
       <w:r>
         <w:rPr>
           <w:rFonts w:ascii="Calibri" w:hAnsi="Calibri" w:cs="Calibri"/>
-          <w:b/>
-          <w:bCs/>
-        </w:rPr>
-        <w:t>Questions:</w:t>
+        </w:rPr>
+        <w:t>Pick only one of the topics and focus the poster on that:</w:t>
+      </w:r>
+    </w:p>
+    <w:p>
+      <w:pPr>
+        <w:rPr>
+          <w:rFonts w:ascii="Calibri" w:hAnsi="Calibri" w:cs="Calibri"/>
+          <w:b/>
+          <w:bCs/>
+        </w:rPr>
+      </w:pPr>
+    </w:p>
+    <w:p>
+      <w:pPr>
+        <w:rPr>
+          <w:rFonts w:ascii="Calibri" w:hAnsi="Calibri" w:cs="Calibri"/>
+        </w:rPr>
+      </w:pPr>
+      <w:r>
+        <w:rPr>
+          <w:rFonts w:ascii="Calibri" w:hAnsi="Calibri" w:cs="Calibri"/>
+          <w:b/>
+          <w:bCs/>
+        </w:rPr>
+        <w:t>Topic 1</w:t>
+      </w:r>
+      <w:r>
+        <w:rPr>
+          <w:rFonts w:ascii="Calibri" w:hAnsi="Calibri" w:cs="Calibri"/>
+          <w:b/>
+          <w:bCs/>
+        </w:rPr>
+        <w:t>:</w:t>
       </w:r>
     </w:p>
     <w:p>
@@ -2162,13 +2202,36 @@
     </w:p>
     <w:p>
       <w:pPr>
-        <w:ind w:left="360"/>
-        <w:rPr>
-          <w:rFonts w:ascii="Calibri" w:hAnsi="Calibri" w:cs="Calibri"/>
-          <w:b/>
-          <w:bCs/>
-        </w:rPr>
-      </w:pPr>
+        <w:rPr>
+          <w:rFonts w:ascii="Calibri" w:hAnsi="Calibri" w:cs="Calibri"/>
+          <w:b/>
+          <w:bCs/>
+        </w:rPr>
+      </w:pPr>
+      <w:r>
+        <w:rPr>
+          <w:rFonts w:ascii="Calibri" w:hAnsi="Calibri" w:cs="Calibri"/>
+          <w:b/>
+          <w:bCs/>
+        </w:rPr>
+        <w:t>Topic 2</w:t>
+      </w:r>
+      <w:r>
+        <w:rPr>
+          <w:rFonts w:ascii="Calibri" w:hAnsi="Calibri" w:cs="Calibri"/>
+          <w:b/>
+          <w:bCs/>
+        </w:rPr>
+        <w:t xml:space="preserve"> (job market)</w:t>
+      </w:r>
+      <w:r>
+        <w:rPr>
+          <w:rFonts w:ascii="Calibri" w:hAnsi="Calibri" w:cs="Calibri"/>
+          <w:b/>
+          <w:bCs/>
+        </w:rPr>
+        <w:t>:</w:t>
+      </w:r>
     </w:p>
     <w:p>
       <w:pPr>
@@ -2320,7 +2383,15 @@
           <w:b/>
           <w:bCs/>
         </w:rPr>
-        <w:t>Questions:</w:t>
+        <w:t>Topic</w:t>
+      </w:r>
+      <w:r>
+        <w:rPr>
+          <w:rFonts w:ascii="Calibri" w:hAnsi="Calibri" w:cs="Calibri"/>
+          <w:b/>
+          <w:bCs/>
+        </w:rPr>
+        <w:t>:</w:t>
       </w:r>
     </w:p>
     <w:p>
@@ -2407,7 +2478,7 @@
 </file>
 
 <file path=word/numbering.xml><?xml version="1.0" encoding="utf-8"?>
-<w:numbering xmlns:wpc="http://schemas.microsoft.com/office/word/2010/wordprocessingCanvas" xmlns:cx="http://schemas.microsoft.com/office/drawing/2014/chartex" xmlns:cx1="http://schemas.microsoft.com/office/drawing/2015/9/8/chartex" xmlns:cx2="http://schemas.microsoft.com/office/drawing/2015/10/21/chartex" xmlns:cx3="http://schemas.microsoft.com/office/drawing/2016/5/9/chartex" xmlns:cx4="http://schemas.microsoft.com/office/drawing/2016/5/10/chartex" xmlns:cx5="http://schemas.microsoft.com/office/drawing/2016/5/11/chartex" xmlns:cx6="http://schemas.microsoft.com/office/drawing/2016/5/12/chartex" xmlns:cx7="http://schemas.microsoft.com/office/drawing/2016/5/13/chartex" xmlns:cx8="http://schemas.microsoft.com/office/drawing/2016/5/14/chartex" xmlns:mc="http://schemas.openxmlformats.org/markup-compatibility/2006" xmlns:aink="http://schemas.microsoft.com/office/drawing/2016/ink" xmlns:am3d="http://schemas.microsoft.com/office/drawing/2017/model3d" xmlns:o="urn:schemas-microsoft-com:office:office" xmlns:oel="http://schemas.microsoft.com/office/2019/extlst" xmlns:r="http://schemas.openxmlformats.org/officeDocument/2006/relationships" xmlns:m="http://schemas.openxmlformats.org/officeDocument/2006/math" xmlns:v="urn:schemas-microsoft-com:vml" xmlns:wp14="http://schemas.microsoft.com/office/word/2010/wordprocessingDrawing" xmlns:wp="http://schemas.openxmlformats.org/drawingml/2006/wordprocessingDrawing" xmlns:w10="urn:schemas-microsoft-com:office:word" xmlns:w="http://schemas.openxmlformats.org/wordprocessingml/2006/main" xmlns:w14="http://schemas.microsoft.com/office/word/2010/wordml" xmlns:w15="http://schemas.microsoft.com/office/word/2012/wordml" xmlns:w16cex="http://schemas.microsoft.com/office/word/2018/wordml/cex" xmlns:w16cid="http://schemas.microsoft.com/office/word/2016/wordml/cid" xmlns:w16="http://schemas.microsoft.com/office/word/2018/wordml" xmlns:w16du="http://schemas.microsoft.com/office/word/2023/wordml/word16du" xmlns:w16sdtdh="http://schemas.microsoft.com/office/word/2020/wordml/sdtdatahash" xmlns:w16sdtfl="http://schemas.microsoft.com/office/word/2024/wordml/sdtformatlock" xmlns:w16se="http://schemas.microsoft.com/office/word/2015/wordml/symex" xmlns:wpg="http://schemas.microsoft.com/office/word/2010/wordprocessingGroup" xmlns:wpi="http://schemas.microsoft.com/office/word/2010/wordprocessingInk" xmlns:wne="http://schemas.microsoft.com/office/word/2006/wordml" xmlns:wps="http://schemas.microsoft.com/office/word/2010/wordprocessingShape" mc:Ignorable="w14 w15 w16se w16cid w16 w16cex w16sdtdh w16sdtfl w16du wp14">
+<w:numbering xmlns:wpc="http://schemas.microsoft.com/office/word/2010/wordprocessingCanvas" xmlns:cx="http://schemas.microsoft.com/office/drawing/2014/chartex" xmlns:cx1="http://schemas.microsoft.com/office/drawing/2015/9/8/chartex" xmlns:cx2="http://schemas.microsoft.com/office/drawing/2015/10/21/chartex" xmlns:cx3="http://schemas.microsoft.com/office/drawing/2016/5/9/chartex" xmlns:cx4="http://schemas.microsoft.com/office/drawing/2016/5/10/chartex" xmlns:cx5="http://schemas.microsoft.com/office/drawing/2016/5/11/chartex" xmlns:cx6="http://schemas.microsoft.com/office/drawing/2016/5/12/chartex" xmlns:cx7="http://schemas.microsoft.com/office/drawing/2016/5/13/chartex" xmlns:cx8="http://schemas.microsoft.com/office/drawing/2016/5/14/chartex" xmlns:mc="http://schemas.openxmlformats.org/markup-compatibility/2006" xmlns:m="http://schemas.openxmlformats.org/officeDocument/2006/math" xmlns:aink="http://schemas.microsoft.com/office/drawing/2016/ink" xmlns:am3d="http://schemas.microsoft.com/office/drawing/2017/model3d" xmlns:oel="http://schemas.microsoft.com/office/2019/extlst" xmlns:r="http://schemas.openxmlformats.org/officeDocument/2006/relationships" xmlns:wp14="http://schemas.microsoft.com/office/word/2010/wordprocessingDrawing" xmlns:wp="http://schemas.openxmlformats.org/drawingml/2006/wordprocessingDrawing" xmlns:wpg="http://schemas.microsoft.com/office/word/2010/wordprocessingGroup" xmlns:wpi="http://schemas.microsoft.com/office/word/2010/wordprocessingInk" xmlns:wps="http://schemas.microsoft.com/office/word/2010/wordprocessingShape" xmlns:o="urn:schemas-microsoft-com:office:office" xmlns:v="urn:schemas-microsoft-com:vml" xmlns:w10="urn:schemas-microsoft-com:office:word" xmlns:w="http://schemas.openxmlformats.org/wordprocessingml/2006/main" xmlns:w14="http://schemas.microsoft.com/office/word/2010/wordml" xmlns:w15="http://schemas.microsoft.com/office/word/2012/wordml" xmlns:w16cex="http://schemas.microsoft.com/office/word/2018/wordml/cex" xmlns:w16cid="http://schemas.microsoft.com/office/word/2016/wordml/cid" xmlns:w16="http://schemas.microsoft.com/office/word/2018/wordml" xmlns:w16sdtdh="http://schemas.microsoft.com/office/word/2020/wordml/sdtdatahash" xmlns:w16sdtfl="http://schemas.microsoft.com/office/word/2024/wordml/sdtformatlock" xmlns:w16se="http://schemas.microsoft.com/office/word/2015/wordml/symex" xmlns:w16du="http://schemas.microsoft.com/office/word/2023/wordml/word16du" xmlns:wne="http://schemas.microsoft.com/office/word/2006/wordml" mc:Ignorable="w14 w15 w16se w16cid w16 w16cex w16sdtdh w16sdtfl w16du wp14">
   <w:abstractNum w:abstractNumId="0" w15:restartNumberingAfterBreak="0">
     <w:nsid w:val="06552D75"/>
     <w:multiLevelType w:val="multilevel"/>
@@ -2716,7 +2787,7 @@
       <w:lvlText w:val=""/>
       <w:lvlJc w:val="left"/>
       <w:pPr>
-        <w:ind w:left="360" w:hanging="360"/>
+        <w:ind w:left="1080" w:hanging="360"/>
       </w:pPr>
       <w:rPr>
         <w:rFonts w:ascii="Symbol" w:hAnsi="Symbol" w:hint="default"/>
@@ -2728,7 +2799,7 @@
       <w:lvlText w:val="o"/>
       <w:lvlJc w:val="left"/>
       <w:pPr>
-        <w:ind w:left="1080" w:hanging="360"/>
+        <w:ind w:left="1800" w:hanging="360"/>
       </w:pPr>
       <w:rPr>
         <w:rFonts w:ascii="Courier New" w:hAnsi="Courier New" w:cs="Courier New" w:hint="default"/>
@@ -2740,7 +2811,7 @@
       <w:lvlText w:val=""/>
       <w:lvlJc w:val="left"/>
       <w:pPr>
-        <w:ind w:left="1800" w:hanging="360"/>
+        <w:ind w:left="2520" w:hanging="360"/>
       </w:pPr>
       <w:rPr>
         <w:rFonts w:ascii="Wingdings" w:hAnsi="Wingdings" w:hint="default"/>
@@ -2752,7 +2823,7 @@
       <w:lvlText w:val=""/>
       <w:lvlJc w:val="left"/>
       <w:pPr>
-        <w:ind w:left="2520" w:hanging="360"/>
+        <w:ind w:left="3240" w:hanging="360"/>
       </w:pPr>
       <w:rPr>
         <w:rFonts w:ascii="Symbol" w:hAnsi="Symbol" w:hint="default"/>
@@ -2764,7 +2835,7 @@
       <w:lvlText w:val="o"/>
       <w:lvlJc w:val="left"/>
       <w:pPr>
-        <w:ind w:left="3240" w:hanging="360"/>
+        <w:ind w:left="3960" w:hanging="360"/>
       </w:pPr>
       <w:rPr>
         <w:rFonts w:ascii="Courier New" w:hAnsi="Courier New" w:cs="Courier New" w:hint="default"/>
@@ -2776,7 +2847,7 @@
       <w:lvlText w:val=""/>
       <w:lvlJc w:val="left"/>
       <w:pPr>
-        <w:ind w:left="3960" w:hanging="360"/>
+        <w:ind w:left="4680" w:hanging="360"/>
       </w:pPr>
       <w:rPr>
         <w:rFonts w:ascii="Wingdings" w:hAnsi="Wingdings" w:hint="default"/>
@@ -2788,7 +2859,7 @@
       <w:lvlText w:val=""/>
       <w:lvlJc w:val="left"/>
       <w:pPr>
-        <w:ind w:left="4680" w:hanging="360"/>
+        <w:ind w:left="5400" w:hanging="360"/>
       </w:pPr>
       <w:rPr>
         <w:rFonts w:ascii="Symbol" w:hAnsi="Symbol" w:hint="default"/>
@@ -2800,7 +2871,7 @@
       <w:lvlText w:val="o"/>
       <w:lvlJc w:val="left"/>
       <w:pPr>
-        <w:ind w:left="5400" w:hanging="360"/>
+        <w:ind w:left="6120" w:hanging="360"/>
       </w:pPr>
       <w:rPr>
         <w:rFonts w:ascii="Courier New" w:hAnsi="Courier New" w:cs="Courier New" w:hint="default"/>
@@ -2812,7 +2883,7 @@
       <w:lvlText w:val=""/>
       <w:lvlJc w:val="left"/>
       <w:pPr>
-        <w:ind w:left="6120" w:hanging="360"/>
+        <w:ind w:left="6840" w:hanging="360"/>
       </w:pPr>
       <w:rPr>
         <w:rFonts w:ascii="Wingdings" w:hAnsi="Wingdings" w:hint="default"/>
@@ -4823,7 +4894,7 @@
 </file>
 
 <file path=word/styles.xml><?xml version="1.0" encoding="utf-8"?>
-<w:styles xmlns:mc="http://schemas.openxmlformats.org/markup-compatibility/2006" xmlns:r="http://schemas.openxmlformats.org/officeDocument/2006/relationships" xmlns:w="http://schemas.openxmlformats.org/wordprocessingml/2006/main" xmlns:w14="http://schemas.microsoft.com/office/word/2010/wordml" xmlns:w15="http://schemas.microsoft.com/office/word/2012/wordml" xmlns:w16cex="http://schemas.microsoft.com/office/word/2018/wordml/cex" xmlns:w16cid="http://schemas.microsoft.com/office/word/2016/wordml/cid" xmlns:w16="http://schemas.microsoft.com/office/word/2018/wordml" xmlns:w16du="http://schemas.microsoft.com/office/word/2023/wordml/word16du" xmlns:w16sdtdh="http://schemas.microsoft.com/office/word/2020/wordml/sdtdatahash" xmlns:w16sdtfl="http://schemas.microsoft.com/office/word/2024/wordml/sdtformatlock" xmlns:w16se="http://schemas.microsoft.com/office/word/2015/wordml/symex" mc:Ignorable="w14 w15 w16se w16cid w16 w16cex w16sdtdh w16sdtfl w16du">
+<w:styles xmlns:mc="http://schemas.openxmlformats.org/markup-compatibility/2006" xmlns:r="http://schemas.openxmlformats.org/officeDocument/2006/relationships" xmlns:w="http://schemas.openxmlformats.org/wordprocessingml/2006/main" xmlns:w14="http://schemas.microsoft.com/office/word/2010/wordml" xmlns:w15="http://schemas.microsoft.com/office/word/2012/wordml" xmlns:w16cex="http://schemas.microsoft.com/office/word/2018/wordml/cex" xmlns:w16cid="http://schemas.microsoft.com/office/word/2016/wordml/cid" xmlns:w16="http://schemas.microsoft.com/office/word/2018/wordml" xmlns:w16sdtdh="http://schemas.microsoft.com/office/word/2020/wordml/sdtdatahash" xmlns:w16sdtfl="http://schemas.microsoft.com/office/word/2024/wordml/sdtformatlock" xmlns:w16se="http://schemas.microsoft.com/office/word/2015/wordml/symex" xmlns:w16du="http://schemas.microsoft.com/office/word/2023/wordml/word16du" mc:Ignorable="w14 w15 w16se w16cid w16 w16cex w16sdtdh w16sdtfl w16du">
   <w:docDefaults>
     <w:rPrDefault>
       <w:rPr>
@@ -5424,6 +5495,7 @@
   <w:style w:type="character" w:default="1" w:styleId="DefaultParagraphFont">
     <w:name w:val="Default Paragraph Font"/>
     <w:uiPriority w:val="1"/>
+    <w:semiHidden/>
     <w:unhideWhenUsed/>
   </w:style>
   <w:style w:type="table" w:default="1" w:styleId="TableNormal">

--- a/orientation_startsemester/Make_a_poster_session_1.docx
+++ b/orientation_startsemester/Make_a_poster_session_1.docx
@@ -72,7 +72,13 @@
         <w:rPr>
           <w:lang w:val="en-US"/>
         </w:rPr>
-        <w:t xml:space="preserve">30 minutes to </w:t>
+        <w:t>45</w:t>
+      </w:r>
+      <w:r>
+        <w:rPr>
+          <w:lang w:val="en-US"/>
+        </w:rPr>
+        <w:t xml:space="preserve"> minutes to </w:t>
       </w:r>
       <w:r>
         <w:rPr>
@@ -379,7 +385,23 @@
           <w:b/>
           <w:bCs/>
         </w:rPr>
-        <w:t>Poster Creation (30 minutes)</w:t>
+        <w:t>Poster Creation (</w:t>
+      </w:r>
+      <w:r>
+        <w:rPr>
+          <w:rFonts w:ascii="Calibri" w:hAnsi="Calibri" w:cs="Calibri"/>
+          <w:b/>
+          <w:bCs/>
+        </w:rPr>
+        <w:t>45</w:t>
+      </w:r>
+      <w:r>
+        <w:rPr>
+          <w:rFonts w:ascii="Calibri" w:hAnsi="Calibri" w:cs="Calibri"/>
+          <w:b/>
+          <w:bCs/>
+        </w:rPr>
+        <w:t xml:space="preserve"> minutes)</w:t>
       </w:r>
     </w:p>
     <w:p>
